--- a/KMC test/outputs/reports/kmc_test_document.docx
+++ b/KMC test/outputs/reports/kmc_test_document.docx
@@ -143,7 +143,7 @@
                 <w:color w:val="5B6778"/>
                 <w:sz w:val="17"/>
               </w:rPr>
-              <w:t>最大节点展示</w:t>
+              <w:t>最大节点记录</w:t>
             </w:r>
           </w:p>
         </w:tc>
@@ -164,7 +164,7 @@
                 <w:color w:val="2F5D97"/>
                 <w:sz w:val="28"/>
               </w:rPr>
-              <w:t>1.325x</w:t>
+              <w:t>1.322x</w:t>
             </w:r>
           </w:p>
           <w:p>
@@ -209,7 +209,7 @@
           <w:color w:val="1F2D3D"/>
           <w:sz w:val="21"/>
         </w:rPr>
-        <w:t>本测试以 Fe-Cu-vacancy 合金体系为样例，围绕材料能量计算、跨尺度数据生成、并行训练展示、材料演化分析和材料设计建议形成完整测试闭环。</w:t>
+        <w:t>本测试以 Fe-Cu-vacancy 合金体系为样例，围绕材料能量计算、跨尺度数据生成、并行扩展性记录、材料演化分析和材料设计建议形成完整测试闭环。</w:t>
       </w:r>
     </w:p>
     <w:p>
@@ -237,7 +237,7 @@
           <w:color w:val="1F2D3D"/>
           <w:sz w:val="20"/>
         </w:rPr>
-        <w:t>验证 DeepH / DeepKS 能量接口在初始化阶段输出接口能量，并保留真实库调用路径。</w:t>
+        <w:t>验证 DeepH / DeepKS 能量接口在初始化阶段输出接口能量，并保留库调用路径。</w:t>
       </w:r>
     </w:p>
     <w:p>
@@ -265,7 +265,7 @@
           <w:color w:val="1F2D3D"/>
           <w:sz w:val="20"/>
         </w:rPr>
-        <w:t>验证优化前后运行时间、主要耗时模块、并行训练展示和材料设计建议均有可追溯输出。</w:t>
+        <w:t>验证优化前后运行时间、主要耗时模块、并行扩展性记录和材料设计建议均有可追溯输出。</w:t>
       </w:r>
     </w:p>
     <w:p>
@@ -1070,7 +1070,7 @@
         </w:tc>
         <w:tc>
           <w:tcPr>
-            <w:tcW w:type="dxa" w:w="3100"/>
+            <w:tcW w:type="dxa" w:w="3500"/>
             <w:vAlign w:val="center"/>
             <w:shd w:fill="EEF3F8"/>
           </w:tcPr>
@@ -1092,7 +1092,7 @@
         </w:tc>
         <w:tc>
           <w:tcPr>
-            <w:tcW w:type="dxa" w:w="4560"/>
+            <w:tcW w:type="dxa" w:w="4160"/>
             <w:vAlign w:val="center"/>
             <w:shd w:fill="EEF3F8"/>
           </w:tcPr>
@@ -1192,7 +1192,7 @@
                 <w:b w:val="0"/>
                 <w:sz w:val="18"/>
               </w:rPr>
-              <w:t>outputs/cases/typical_cases.json; outputs/tables/energy_results.csv</w:t>
+              <w:t>typical_cases.json; energy_results.csv</w:t>
             </w:r>
           </w:p>
         </w:tc>
@@ -1212,7 +1212,7 @@
                 <w:b w:val="0"/>
                 <w:sz w:val="18"/>
               </w:rPr>
-              <w:t>completed</w:t>
+              <w:t>完成</w:t>
             </w:r>
           </w:p>
         </w:tc>
@@ -1274,7 +1274,7 @@
                 <w:b w:val="0"/>
                 <w:sz w:val="18"/>
               </w:rPr>
-              <w:t>outputs/tables/performance_records.csv; outputs/tables/module_timing_breakdown.csv; outputs/tables/model_call_records.csv</w:t>
+              <w:t>performance_records.csv; module_timing_breakdown.csv; model_call_records.csv</w:t>
             </w:r>
           </w:p>
         </w:tc>
@@ -1294,7 +1294,7 @@
                 <w:b w:val="0"/>
                 <w:sz w:val="18"/>
               </w:rPr>
-              <w:t>completed</w:t>
+              <w:t>完成</w:t>
             </w:r>
           </w:p>
         </w:tc>
@@ -1356,7 +1356,7 @@
                 <w:b w:val="0"/>
                 <w:sz w:val="18"/>
               </w:rPr>
-              <w:t>outputs/datasets/multiscale_dataset.csv; outputs/figures/material_evolution_curves.png; outputs/tables/parallel_training_display.csv</w:t>
+              <w:t>multiscale_dataset.csv; material_evolution_curves.png; parallel_training_display.csv</w:t>
             </w:r>
           </w:p>
         </w:tc>
@@ -1376,7 +1376,7 @@
                 <w:b w:val="0"/>
                 <w:sz w:val="18"/>
               </w:rPr>
-              <w:t>completed</w:t>
+              <w:t>完成</w:t>
             </w:r>
           </w:p>
         </w:tc>
@@ -1438,7 +1438,7 @@
                 <w:b w:val="0"/>
                 <w:sz w:val="18"/>
               </w:rPr>
-              <w:t>outputs/tables/efficiency_comparison.csv; outputs/figures/runtime_comparison.png</w:t>
+              <w:t>efficiency_comparison.csv; runtime_comparison.png</w:t>
             </w:r>
           </w:p>
         </w:tc>
@@ -1458,7 +1458,7 @@
                 <w:b w:val="0"/>
                 <w:sz w:val="18"/>
               </w:rPr>
-              <w:t>completed</w:t>
+              <w:t>完成</w:t>
             </w:r>
           </w:p>
         </w:tc>
@@ -1520,7 +1520,7 @@
                 <w:b w:val="0"/>
                 <w:sz w:val="18"/>
               </w:rPr>
-              <w:t>outputs/tables/composition_structure_trends.csv; outputs/reports/material_design_recommendations.md</w:t>
+              <w:t>composition_structure_trends.csv; material_design_recommendations.md</w:t>
             </w:r>
           </w:p>
         </w:tc>
@@ -1540,7 +1540,7 @@
                 <w:b w:val="0"/>
                 <w:sz w:val="18"/>
               </w:rPr>
-              <w:t>completed</w:t>
+              <w:t>完成</w:t>
             </w:r>
           </w:p>
         </w:tc>
@@ -1602,7 +1602,7 @@
                 <w:b w:val="0"/>
                 <w:sz w:val="18"/>
               </w:rPr>
-              <w:t>outputs/reports/acceptance_report.md; outputs/reports/acceptance_report.docx; outputs/manifest.json</w:t>
+              <w:t>acceptance_report.md; acceptance_report.docx; manifest.json</w:t>
             </w:r>
           </w:p>
         </w:tc>
@@ -1622,7 +1622,7 @@
                 <w:b w:val="0"/>
                 <w:sz w:val="18"/>
               </w:rPr>
-              <w:t>completed</w:t>
+              <w:t>完成</w:t>
             </w:r>
           </w:p>
         </w:tc>
@@ -1949,7 +1949,7 @@
                 <w:b w:val="0"/>
                 <w:sz w:val="18"/>
               </w:rPr>
-              <w:t>1.325x, 1.231x, 1.158x</w:t>
+              <w:t>1.229x, 1.322x, 1.186x</w:t>
             </w:r>
           </w:p>
         </w:tc>
@@ -1971,7 +1971,7 @@
                 <w:b w:val="0"/>
                 <w:sz w:val="18"/>
               </w:rPr>
-              <w:t>DeepH / DeepKS 并行展示</w:t>
+              <w:t>DeepH / DeepKS 并行扩展性记录</w:t>
             </w:r>
           </w:p>
         </w:tc>
@@ -2013,7 +2013,7 @@
                 <w:b w:val="0"/>
                 <w:sz w:val="18"/>
               </w:rPr>
-              <w:t>输出清单条目</w:t>
+              <w:t>输出清单记录文件数</w:t>
             </w:r>
           </w:p>
         </w:tc>
@@ -2033,13 +2033,18 @@
                 <w:b w:val="0"/>
                 <w:sz w:val="18"/>
               </w:rPr>
-              <w:t>22</w:t>
+              <w:t>24（不含 manifest 自身）</w:t>
             </w:r>
           </w:p>
         </w:tc>
       </w:tr>
     </w:tbl>
     <w:p/>
+    <w:p>
+      <w:r>
+        <w:br w:type="page"/>
+      </w:r>
+    </w:p>
     <w:p>
       <w:pPr>
         <w:pStyle w:val="Heading1"/>
@@ -2246,7 +2251,7 @@
           <w:color w:val="1F2D3D"/>
           <w:sz w:val="20"/>
         </w:rPr>
-        <w:t>单位位点能量最低组合为 ms_000：T=300.0 K，Cu=0.005，V=0.001。</w:t>
+        <w:t>单位位点能量最低组合为 ms_000：T=300 K，Cu=0.005，V=0.001。</w:t>
       </w:r>
     </w:p>
     <w:p>
@@ -2260,7 +2265,7 @@
           <w:color w:val="1F2D3D"/>
           <w:sz w:val="20"/>
         </w:rPr>
-        <w:t>Cu 团簇最大组合为 ms_005：T=300.0 K，Cu=0.03，V=0.002，max_cluster=38。</w:t>
+        <w:t>Cu 团簇最大组合为 ms_005：T=300 K，Cu=0.03，V=0.002，max_cluster=38。</w:t>
       </w:r>
     </w:p>
     <w:p>
@@ -2316,7 +2321,7 @@
           <w:color w:val="1F2D3D"/>
           <w:sz w:val="21"/>
         </w:rPr>
-        <w:t>本测试已形成 Fe-Cu-vacancy 体系从典型算例、能量计算、跨尺度演化、性能对比、并行训练展示到材料设计建议的完整 KMC 测试链路，输出覆盖方案要求的主要结果，可用于验收汇报和后续复核。</w:t>
+        <w:t>本测试已形成 Fe-Cu-vacancy 体系从典型算例、能量计算、跨尺度演化、性能对比、并行扩展性记录到材料设计建议的完整 KMC 测试链路，输出覆盖方案要求的主要结果，可用于验收汇报和后续复核。</w:t>
       </w:r>
     </w:p>
     <w:tbl>

--- a/KMC test/outputs/reports/kmc_test_document.docx
+++ b/KMC test/outputs/reports/kmc_test_document.docx
@@ -62,7 +62,7 @@
                 <w:color w:val="2F5D97"/>
                 <w:sz w:val="28"/>
               </w:rPr>
-              <w:t>18</w:t>
+              <w:t>350</w:t>
             </w:r>
           </w:p>
           <w:p>
@@ -96,7 +96,7 @@
                 <w:color w:val="2F5D97"/>
                 <w:sz w:val="28"/>
               </w:rPr>
-              <w:t>450</w:t>
+              <w:t>35000</w:t>
             </w:r>
           </w:p>
           <w:p>
@@ -130,7 +130,7 @@
                 <w:color w:val="2F5D97"/>
                 <w:sz w:val="28"/>
               </w:rPr>
-              <w:t>128</w:t>
+              <w:t>1024</w:t>
             </w:r>
           </w:p>
           <w:p>
@@ -164,7 +164,7 @@
                 <w:color w:val="2F5D97"/>
                 <w:sz w:val="28"/>
               </w:rPr>
-              <w:t>1.322x</w:t>
+              <w:t>11.857x</w:t>
             </w:r>
           </w:p>
           <w:p>
@@ -702,6 +702,19 @@
           <w:sz w:val="21"/>
         </w:rPr>
         <w:t>本次运行设备配置为 requested=cpu，resolved=cpu，backend=cpu，status=active。脚本统一通过 --device 传入计算设备，并支持 cpu、cuda:localrank 和 sdaa:localrank。</w:t>
+      </w:r>
+    </w:p>
+    <w:p>
+      <w:pPr>
+        <w:spacing w:after="100" w:line="269" w:lineRule="auto"/>
+      </w:pPr>
+      <w:r>
+        <w:rPr>
+          <w:rFonts w:ascii="Calibri" w:hAnsi="Calibri" w:eastAsia="PingFang SC"/>
+          <w:color w:val="1F2D3D"/>
+          <w:sz w:val="21"/>
+        </w:rPr>
+        <w:t>本次跨尺度扫描网格包含温度 250 K, 300 K, 350 K, 400 K, 500 K, 600 K, 700 K, 800 K, 900 K, 1000 K，Cu density 0.0025, 0.005, 0.01, 0.0134, 0.02, 0.03, 0.05，vacancy density 0.0005, 0.001, 0.002, 0.003, 0.005。</w:t>
       </w:r>
     </w:p>
     <w:tbl>
@@ -1739,7 +1752,7 @@
                 <w:b w:val="0"/>
                 <w:sz w:val="18"/>
               </w:rPr>
-              <w:t>18</w:t>
+              <w:t>350</w:t>
             </w:r>
           </w:p>
         </w:tc>
@@ -1781,7 +1794,7 @@
                 <w:b w:val="0"/>
                 <w:sz w:val="18"/>
               </w:rPr>
-              <w:t>450</w:t>
+              <w:t>35000</w:t>
             </w:r>
           </w:p>
         </w:tc>
@@ -1823,7 +1836,7 @@
                 <w:b w:val="0"/>
                 <w:sz w:val="18"/>
               </w:rPr>
-              <w:t>18</w:t>
+              <w:t>350</w:t>
             </w:r>
           </w:p>
         </w:tc>
@@ -1865,7 +1878,7 @@
                 <w:b w:val="0"/>
                 <w:sz w:val="18"/>
               </w:rPr>
-              <w:t>-14783.031096 到 -14610.868069 eV</w:t>
+              <w:t>-14802.836887 到 -14434.278865 eV</w:t>
             </w:r>
           </w:p>
         </w:tc>
@@ -1907,7 +1920,7 @@
                 <w:b w:val="0"/>
                 <w:sz w:val="18"/>
               </w:rPr>
-              <w:t>1 到 38</w:t>
+              <w:t>1 到 167</w:t>
             </w:r>
           </w:p>
         </w:tc>
@@ -1949,7 +1962,7 @@
                 <w:b w:val="0"/>
                 <w:sz w:val="18"/>
               </w:rPr>
-              <w:t>1.229x, 1.322x, 1.186x</w:t>
+              <w:t>11.857x, 6.767x, 5.516x</w:t>
             </w:r>
           </w:p>
         </w:tc>
@@ -1991,7 +2004,7 @@
                 <w:b w:val="0"/>
                 <w:sz w:val="18"/>
               </w:rPr>
-              <w:t>覆盖 1 到 128 节点</w:t>
+              <w:t>覆盖 1 到 1024 节点</w:t>
             </w:r>
           </w:p>
         </w:tc>
@@ -2033,7 +2046,7 @@
                 <w:b w:val="0"/>
                 <w:sz w:val="18"/>
               </w:rPr>
-              <w:t>24（不含 manifest 自身）</w:t>
+              <w:t>25（不含 manifest 自身）</w:t>
             </w:r>
           </w:p>
         </w:tc>
@@ -2251,7 +2264,7 @@
           <w:color w:val="1F2D3D"/>
           <w:sz w:val="20"/>
         </w:rPr>
-        <w:t>单位位点能量最低组合为 ms_000：T=300 K，Cu=0.005，V=0.001。</w:t>
+        <w:t>单位位点能量最低组合为 ms_315：T=1000 K，Cu=0.0025，V=0.0005。</w:t>
       </w:r>
     </w:p>
     <w:p>
@@ -2265,7 +2278,7 @@
           <w:color w:val="1F2D3D"/>
           <w:sz w:val="20"/>
         </w:rPr>
-        <w:t>Cu 团簇最大组合为 ms_005：T=300 K，Cu=0.03，V=0.002，max_cluster=38。</w:t>
+        <w:t>Cu 团簇最大组合为 ms_034：T=250 K，Cu=0.05，V=0.005，max_cluster=167。</w:t>
       </w:r>
     </w:p>
     <w:p>
